--- a/stepsmatch_todo.docx
+++ b/stepsmatch_todo.docx
@@ -156,15 +156,16 @@
       </w:pPr>
     </w:p>
     <w:p>
-      <w:pPr>
-        <w:rPr>
-          <w:b/>
-          <w:bCs/>
-        </w:rPr>
-      </w:pPr>
-      <w:r>
-        <w:t>GIT rollback</w:t>
-      </w:r>
+      <w:r>
+        <w:t xml:space="preserve">GIT </w:t>
+      </w:r>
+      <w:proofErr w:type="spellStart"/>
+      <w:r>
+        <w:t>rollback</w:t>
+      </w:r>
+      <w:proofErr w:type="spellEnd"/>
+    </w:p>
+    <w:p>
       <w:r>
         <w:br/>
       </w:r>
@@ -190,126 +191,1379 @@
       </w:r>
     </w:p>
     <w:p>
-      <w:proofErr w:type="spellStart"/>
-      <w:r>
+      <w:pPr>
+        <w:rPr>
+          <w:lang w:val="en-US"/>
+        </w:rPr>
+      </w:pPr>
+      <w:r>
+        <w:rPr>
+          <w:lang w:val="en-US"/>
+        </w:rPr>
+        <w:t>git tag -a baseline-push-2025-08-22 3b41f4e -m "Push baseline 2025-08-22"</w:t>
+      </w:r>
+    </w:p>
+    <w:p>
+      <w:pPr>
+        <w:rPr>
+          <w:lang w:val="en-US"/>
+        </w:rPr>
+      </w:pPr>
+      <w:r>
+        <w:rPr>
+          <w:lang w:val="en-US"/>
+        </w:rPr>
+        <w:t>git push origin baseline-push-2025-08-22</w:t>
+      </w:r>
+    </w:p>
+    <w:p>
+      <w:r>
+        <w:t>Dann kannst du rollbacken mit:</w:t>
+      </w:r>
+    </w:p>
+    <w:p>
+      <w:pPr>
+        <w:rPr>
+          <w:lang w:val="en-US"/>
+        </w:rPr>
+      </w:pPr>
+      <w:r>
+        <w:rPr>
+          <w:lang w:val="en-US"/>
+        </w:rPr>
+        <w:t>git reset --hard baseline-push-2025-08-22</w:t>
+      </w:r>
+    </w:p>
+    <w:p>
+      <w:pPr>
+        <w:rPr>
+          <w:lang w:val="en-US"/>
+        </w:rPr>
+      </w:pPr>
+      <w:r>
+        <w:rPr>
+          <w:lang w:val="en-US"/>
+        </w:rPr>
+        <w:t xml:space="preserve"># </w:t>
+      </w:r>
+      <w:proofErr w:type="spellStart"/>
+      <w:r>
+        <w:rPr>
+          <w:lang w:val="en-US"/>
+        </w:rPr>
+        <w:t>oder</w:t>
+      </w:r>
+      <w:proofErr w:type="spellEnd"/>
+      <w:r>
+        <w:rPr>
+          <w:lang w:val="en-US"/>
+        </w:rPr>
+        <w:t>:</w:t>
+      </w:r>
+    </w:p>
+    <w:p>
+      <w:pPr>
+        <w:rPr>
+          <w:lang w:val="en-US"/>
+        </w:rPr>
+      </w:pPr>
+      <w:proofErr w:type="gramStart"/>
+      <w:r>
+        <w:rPr>
+          <w:lang w:val="en-US"/>
+        </w:rPr>
         <w:t>git</w:t>
       </w:r>
-      <w:proofErr w:type="spellEnd"/>
-      <w:r>
-        <w:t xml:space="preserve"> tag -a baseline-push-2025-08-22 3b41f4e -m "Push </w:t>
-      </w:r>
-      <w:proofErr w:type="spellStart"/>
-      <w:r>
-        <w:t>baseline</w:t>
-      </w:r>
-      <w:proofErr w:type="spellEnd"/>
-      <w:r>
-        <w:t xml:space="preserve"> 2025-08-22"</w:t>
-      </w:r>
-    </w:p>
-    <w:p>
+      <w:proofErr w:type="gramEnd"/>
+      <w:r>
+        <w:rPr>
+          <w:lang w:val="en-US"/>
+        </w:rPr>
+        <w:t xml:space="preserve"> revert --no-edit --no-commit baseline-push-2025-08-</w:t>
+      </w:r>
+      <w:proofErr w:type="gramStart"/>
+      <w:r>
+        <w:rPr>
+          <w:lang w:val="en-US"/>
+        </w:rPr>
+        <w:t>22..</w:t>
+      </w:r>
+      <w:proofErr w:type="gramEnd"/>
+      <w:r>
+        <w:rPr>
+          <w:lang w:val="en-US"/>
+        </w:rPr>
+        <w:t>HEAD</w:t>
+      </w:r>
+    </w:p>
+    <w:p>
+      <w:pPr>
+        <w:rPr>
+          <w:lang w:val="en-US"/>
+        </w:rPr>
+      </w:pPr>
+      <w:r>
+        <w:rPr>
+          <w:lang w:val="en-US"/>
+        </w:rPr>
+        <w:br w:type="page"/>
+      </w:r>
+    </w:p>
+    <w:p>
+      <w:r>
+        <w:lastRenderedPageBreak/>
+        <w:t xml:space="preserve">ok soll gut sein für den </w:t>
+      </w:r>
+      <w:proofErr w:type="spellStart"/>
+      <w:r>
+        <w:t>moment</w:t>
+      </w:r>
+      <w:proofErr w:type="spellEnd"/>
+      <w:r>
+        <w:t xml:space="preserve">. jetzt etwas extrem </w:t>
+      </w:r>
+      <w:proofErr w:type="gramStart"/>
+      <w:r>
+        <w:t>wichtiges</w:t>
+      </w:r>
+      <w:proofErr w:type="gramEnd"/>
+      <w:r>
+        <w:t xml:space="preserve">. ich will das komplette </w:t>
+      </w:r>
+      <w:proofErr w:type="spellStart"/>
+      <w:r>
+        <w:t>projekt</w:t>
+      </w:r>
+      <w:proofErr w:type="spellEnd"/>
+      <w:r>
+        <w:t xml:space="preserve"> </w:t>
+      </w:r>
+      <w:proofErr w:type="spellStart"/>
+      <w:r>
+        <w:t>stepsmatch</w:t>
+      </w:r>
+      <w:proofErr w:type="spellEnd"/>
+      <w:r>
+        <w:t xml:space="preserve"> jetzt nach </w:t>
+      </w:r>
       <w:proofErr w:type="spellStart"/>
       <w:r>
         <w:t>git</w:t>
       </w:r>
       <w:proofErr w:type="spellEnd"/>
       <w:r>
-        <w:t xml:space="preserve"> push </w:t>
-      </w:r>
-      <w:proofErr w:type="spellStart"/>
-      <w:r>
+        <w:t xml:space="preserve"> pushen - das ist eine vollständig funktionierende </w:t>
+      </w:r>
+      <w:proofErr w:type="spellStart"/>
+      <w:r>
+        <w:t>version</w:t>
+      </w:r>
+      <w:proofErr w:type="spellEnd"/>
+      <w:r>
+        <w:t xml:space="preserve">. ich brauche die </w:t>
+      </w:r>
+      <w:proofErr w:type="spellStart"/>
+      <w:r>
+        <w:t>befehle</w:t>
+      </w:r>
+      <w:proofErr w:type="spellEnd"/>
+      <w:r>
+        <w:t xml:space="preserve">, die es mir erlauben, egal wie ich jetzt weiter mache und wieviele neue </w:t>
+      </w:r>
+      <w:proofErr w:type="spellStart"/>
+      <w:r>
+        <w:t>commits</w:t>
+      </w:r>
+      <w:proofErr w:type="spellEnd"/>
+      <w:r>
+        <w:t xml:space="preserve"> und </w:t>
+      </w:r>
+      <w:proofErr w:type="spellStart"/>
+      <w:r>
+        <w:t>pushes</w:t>
+      </w:r>
+      <w:proofErr w:type="spellEnd"/>
+      <w:r>
+        <w:t xml:space="preserve"> ich nach </w:t>
+      </w:r>
+      <w:proofErr w:type="spellStart"/>
+      <w:r>
+        <w:t>git</w:t>
+      </w:r>
+      <w:proofErr w:type="spellEnd"/>
+      <w:r>
+        <w:t xml:space="preserve"> schieße, dass ich immer sofort exakt diesen stand wiederherstellen kann.</w:t>
+      </w:r>
+    </w:p>
+    <w:p>
+      <w:pPr>
+        <w:rPr>
+          <w:b/>
+          <w:bCs/>
+        </w:rPr>
+      </w:pPr>
+      <w:r>
+        <w:rPr>
+          <w:b/>
+          <w:bCs/>
+        </w:rPr>
+        <w:t>ChatGPT:</w:t>
+      </w:r>
+    </w:p>
+    <w:p>
+      <w:r>
+        <w:t>Nachgedacht für 19s</w:t>
+      </w:r>
+    </w:p>
+    <w:p>
+      <w:r>
+        <w:t>Perfekt. Wir frieren JETZT den Stand ein (Tag + Snapshot</w:t>
+      </w:r>
+      <w:r>
+        <w:noBreakHyphen/>
+        <w:t>Branch) und zeigen 3 sichere Restore</w:t>
+      </w:r>
+      <w:r>
+        <w:noBreakHyphen/>
+        <w:t>Wege.</w:t>
+      </w:r>
+    </w:p>
+    <w:p>
+      <w:pPr>
+        <w:rPr>
+          <w:b/>
+          <w:bCs/>
+        </w:rPr>
+      </w:pPr>
+      <w:r>
+        <w:rPr>
+          <w:b/>
+          <w:bCs/>
+        </w:rPr>
+        <w:t>Snapshot jetzt erstellen (im Repo</w:t>
+      </w:r>
+      <w:r>
+        <w:rPr>
+          <w:b/>
+          <w:bCs/>
+        </w:rPr>
+        <w:noBreakHyphen/>
+        <w:t xml:space="preserve">Root </w:t>
+      </w:r>
+      <w:proofErr w:type="spellStart"/>
+      <w:r>
+        <w:rPr>
+          <w:b/>
+          <w:bCs/>
+        </w:rPr>
+        <w:t>stepsmatch</w:t>
+      </w:r>
+      <w:proofErr w:type="spellEnd"/>
+      <w:r>
+        <w:rPr>
+          <w:b/>
+          <w:bCs/>
+        </w:rPr>
+        <w:t>/)</w:t>
+      </w:r>
+    </w:p>
+    <w:p>
+      <w:pPr>
+        <w:rPr>
+          <w:lang w:val="en-US"/>
+        </w:rPr>
+      </w:pPr>
+      <w:r>
+        <w:rPr>
+          <w:lang w:val="en-US"/>
+        </w:rPr>
+        <w:t># 1) Alle Änderungen committen + pushen</w:t>
+      </w:r>
+    </w:p>
+    <w:p>
+      <w:pPr>
+        <w:rPr>
+          <w:lang w:val="en-US"/>
+        </w:rPr>
+      </w:pPr>
+      <w:r>
+        <w:rPr>
+          <w:lang w:val="en-US"/>
+        </w:rPr>
+        <w:t>git add -A &amp;&amp; git commit -m "Stable baseline" &amp;&amp; git push origin main</w:t>
+      </w:r>
+    </w:p>
+    <w:p>
+      <w:pPr>
+        <w:rPr>
+          <w:lang w:val="en-US"/>
+        </w:rPr>
+      </w:pPr>
+    </w:p>
+    <w:p>
+      <w:r>
+        <w:t># 2) Zeitstempel-Tag + Snapshot-Branch anlegen und pushen</w:t>
+      </w:r>
+    </w:p>
+    <w:p>
+      <w:pPr>
+        <w:rPr>
+          <w:lang w:val="en-US"/>
+        </w:rPr>
+      </w:pPr>
+      <w:r>
+        <w:rPr>
+          <w:lang w:val="en-US"/>
+        </w:rPr>
+        <w:t>STAMP=$(date +%Y%m%d-%H%M)</w:t>
+      </w:r>
+    </w:p>
+    <w:p>
+      <w:pPr>
+        <w:rPr>
+          <w:lang w:val="en-US"/>
+        </w:rPr>
+      </w:pPr>
+      <w:r>
+        <w:rPr>
+          <w:lang w:val="en-US"/>
+        </w:rPr>
+        <w:t>TAG="stable-$STAMP"</w:t>
+      </w:r>
+    </w:p>
+    <w:p>
+      <w:pPr>
+        <w:rPr>
+          <w:lang w:val="en-US"/>
+        </w:rPr>
+      </w:pPr>
+      <w:r>
+        <w:rPr>
+          <w:lang w:val="en-US"/>
+        </w:rPr>
+        <w:t>BRANCH="baseline-$STAMP"</w:t>
+      </w:r>
+    </w:p>
+    <w:p>
+      <w:pPr>
+        <w:rPr>
+          <w:lang w:val="en-US"/>
+        </w:rPr>
+      </w:pPr>
+      <w:r>
+        <w:rPr>
+          <w:lang w:val="en-US"/>
+        </w:rPr>
+        <w:t>git tag -a "$TAG" -m "Stable baseline $STAMP" &amp;&amp;</w:t>
+      </w:r>
+    </w:p>
+    <w:p>
+      <w:pPr>
+        <w:rPr>
+          <w:lang w:val="en-US"/>
+        </w:rPr>
+      </w:pPr>
+      <w:r>
+        <w:rPr>
+          <w:lang w:val="en-US"/>
+        </w:rPr>
+        <w:t>git branch "$BRANCH" &amp;&amp;</w:t>
+      </w:r>
+    </w:p>
+    <w:p>
+      <w:pPr>
+        <w:rPr>
+          <w:lang w:val="en-US"/>
+        </w:rPr>
+      </w:pPr>
+      <w:r>
+        <w:rPr>
+          <w:lang w:val="en-US"/>
+        </w:rPr>
+        <w:t>git push origin main "$BRANCH" &amp;&amp;</w:t>
+      </w:r>
+    </w:p>
+    <w:p>
+      <w:pPr>
+        <w:rPr>
+          <w:lang w:val="en-US"/>
+        </w:rPr>
+      </w:pPr>
+      <w:r>
+        <w:rPr>
+          <w:lang w:val="en-US"/>
+        </w:rPr>
+        <w:t>git push origin "$TAG"</w:t>
+      </w:r>
+    </w:p>
+    <w:p>
+      <w:pPr>
+        <w:rPr>
+          <w:lang w:val="en-US"/>
+        </w:rPr>
+      </w:pPr>
+    </w:p>
+    <w:p>
+      <w:pPr>
+        <w:rPr>
+          <w:lang w:val="en-US"/>
+        </w:rPr>
+      </w:pPr>
+      <w:r>
+        <w:rPr>
+          <w:lang w:val="en-US"/>
+        </w:rPr>
+        <w:t># 3) (Optional) Hash notieren</w:t>
+      </w:r>
+    </w:p>
+    <w:p>
+      <w:pPr>
+        <w:rPr>
+          <w:lang w:val="en-US"/>
+        </w:rPr>
+      </w:pPr>
+      <w:r>
+        <w:rPr>
+          <w:lang w:val="en-US"/>
+        </w:rPr>
+        <w:t>git rev-parse HEAD</w:t>
+      </w:r>
+    </w:p>
+    <w:p>
+      <w:r>
+        <w:t>Merke dir den Tag/Branch, z. B.: stable-20250825-1045 und baseline-20250825-1045.</w:t>
+      </w:r>
+    </w:p>
+    <w:p>
+      <w:r>
+        <w:pict w14:anchorId="07C92247">
+          <v:rect id="_x0000_i1037" style="width:0;height:1.5pt" o:hralign="center" o:hrstd="t" o:hr="t" fillcolor="#a0a0a0" stroked="f"/>
+        </w:pict>
+      </w:r>
+    </w:p>
+    <w:p>
+      <w:pPr>
+        <w:rPr>
+          <w:b/>
+          <w:bCs/>
+        </w:rPr>
+      </w:pPr>
+      <w:r>
+        <w:rPr>
+          <w:b/>
+          <w:bCs/>
+        </w:rPr>
+        <w:t>Später exakt diesen Stand wiederherstellen</w:t>
+      </w:r>
+    </w:p>
+    <w:p>
+      <w:pPr>
+        <w:rPr>
+          <w:b/>
+          <w:bCs/>
+        </w:rPr>
+      </w:pPr>
+      <w:r>
+        <w:rPr>
+          <w:b/>
+          <w:bCs/>
+        </w:rPr>
+        <w:t xml:space="preserve">Option A — neue </w:t>
+      </w:r>
+      <w:proofErr w:type="spellStart"/>
+      <w:r>
+        <w:rPr>
+          <w:b/>
+          <w:bCs/>
+        </w:rPr>
+        <w:t>Arbeits</w:t>
+      </w:r>
+      <w:proofErr w:type="spellEnd"/>
+      <w:r>
+        <w:rPr>
+          <w:b/>
+          <w:bCs/>
+        </w:rPr>
+        <w:noBreakHyphen/>
+        <w:t xml:space="preserve">Branch aus dem Tag (empfohlen, keine </w:t>
+      </w:r>
+      <w:proofErr w:type="spellStart"/>
+      <w:r>
+        <w:rPr>
+          <w:b/>
+          <w:bCs/>
+        </w:rPr>
+        <w:t>History</w:t>
+      </w:r>
+      <w:proofErr w:type="spellEnd"/>
+      <w:r>
+        <w:rPr>
+          <w:b/>
+          <w:bCs/>
+        </w:rPr>
+        <w:noBreakHyphen/>
+        <w:t>Änderung)</w:t>
+      </w:r>
+    </w:p>
+    <w:p>
+      <w:pPr>
+        <w:rPr>
+          <w:lang w:val="en-US"/>
+        </w:rPr>
+      </w:pPr>
+      <w:r>
+        <w:rPr>
+          <w:lang w:val="en-US"/>
+        </w:rPr>
+        <w:t>git fetch --all --tags</w:t>
+      </w:r>
+    </w:p>
+    <w:p>
+      <w:pPr>
+        <w:rPr>
+          <w:lang w:val="en-US"/>
+        </w:rPr>
+      </w:pPr>
+      <w:r>
+        <w:rPr>
+          <w:lang w:val="en-US"/>
+        </w:rPr>
+        <w:t>git checkout -b hotfix-from-stable stable-20250825-1045</w:t>
+      </w:r>
+    </w:p>
+    <w:p>
+      <w:pPr>
+        <w:rPr>
+          <w:b/>
+          <w:bCs/>
+        </w:rPr>
+      </w:pPr>
+      <w:r>
+        <w:rPr>
+          <w:b/>
+          <w:bCs/>
+        </w:rPr>
+        <w:t>Option B — lokalen Stand hart zurückdrehen (nur lokal)</w:t>
+      </w:r>
+    </w:p>
+    <w:p>
+      <w:pPr>
+        <w:rPr>
+          <w:lang w:val="en-US"/>
+        </w:rPr>
+      </w:pPr>
+      <w:r>
+        <w:rPr>
+          <w:lang w:val="en-US"/>
+        </w:rPr>
+        <w:t>git fetch --all --tags</w:t>
+      </w:r>
+    </w:p>
+    <w:p>
+      <w:pPr>
+        <w:rPr>
+          <w:lang w:val="en-US"/>
+        </w:rPr>
+      </w:pPr>
+      <w:r>
+        <w:rPr>
+          <w:lang w:val="en-US"/>
+        </w:rPr>
+        <w:t>git reset --hard stable-20250825-1045</w:t>
+      </w:r>
+    </w:p>
+    <w:p>
+      <w:pPr>
+        <w:rPr>
+          <w:b/>
+          <w:bCs/>
+        </w:rPr>
+      </w:pPr>
+      <w:r>
+        <w:rPr>
+          <w:b/>
+          <w:bCs/>
+        </w:rPr>
+        <w:t xml:space="preserve">Option C — </w:t>
+      </w:r>
+      <w:proofErr w:type="spellStart"/>
+      <w:r>
+        <w:rPr>
+          <w:b/>
+          <w:bCs/>
+        </w:rPr>
+        <w:t>main</w:t>
+      </w:r>
+      <w:proofErr w:type="spellEnd"/>
+      <w:r>
+        <w:rPr>
+          <w:b/>
+          <w:bCs/>
+        </w:rPr>
+        <w:t xml:space="preserve"> auf den Snapshot zurücksetzen und REMOTE überschreiben</w:t>
+      </w:r>
+    </w:p>
+    <w:p>
+      <w:r>
+        <w:rPr>
+          <w:i/>
+          <w:iCs/>
+        </w:rPr>
+        <w:t xml:space="preserve">(nur wenn du wirklich </w:t>
+      </w:r>
+      <w:proofErr w:type="spellStart"/>
+      <w:r>
+        <w:rPr>
+          <w:i/>
+          <w:iCs/>
+        </w:rPr>
         <w:t>origin</w:t>
       </w:r>
       <w:proofErr w:type="spellEnd"/>
       <w:r>
-        <w:t xml:space="preserve"> baseline-push-2025-08-22</w:t>
-      </w:r>
-    </w:p>
-    <w:p>
-      <w:r>
-        <w:t>Dann kannst du rollbacken mit:</w:t>
-      </w:r>
-    </w:p>
-    <w:p>
-      <w:proofErr w:type="spellStart"/>
-      <w:r>
-        <w:t>git</w:t>
-      </w:r>
-      <w:proofErr w:type="spellEnd"/>
-      <w:r>
-        <w:t xml:space="preserve"> </w:t>
-      </w:r>
-      <w:proofErr w:type="spellStart"/>
-      <w:r>
-        <w:t>reset</w:t>
-      </w:r>
-      <w:proofErr w:type="spellEnd"/>
-      <w:r>
-        <w:t xml:space="preserve"> --</w:t>
-      </w:r>
-      <w:proofErr w:type="spellStart"/>
-      <w:r>
-        <w:t>hard</w:t>
-      </w:r>
-      <w:proofErr w:type="spellEnd"/>
-      <w:r>
-        <w:t xml:space="preserve"> baseline-push-2025-08-22</w:t>
-      </w:r>
-    </w:p>
-    <w:p>
-      <w:r>
-        <w:t># oder:</w:t>
-      </w:r>
-    </w:p>
-    <w:p>
-      <w:proofErr w:type="spellStart"/>
-      <w:r>
-        <w:t>git</w:t>
-      </w:r>
-      <w:proofErr w:type="spellEnd"/>
-      <w:r>
-        <w:t xml:space="preserve"> </w:t>
-      </w:r>
-      <w:proofErr w:type="spellStart"/>
-      <w:r>
-        <w:t>revert</w:t>
-      </w:r>
-      <w:proofErr w:type="spellEnd"/>
-      <w:r>
-        <w:t xml:space="preserve"> --</w:t>
-      </w:r>
-      <w:proofErr w:type="spellStart"/>
-      <w:r>
-        <w:t>no-edit</w:t>
-      </w:r>
-      <w:proofErr w:type="spellEnd"/>
-      <w:r>
-        <w:t xml:space="preserve"> --</w:t>
-      </w:r>
-      <w:proofErr w:type="spellStart"/>
-      <w:r>
-        <w:t>no-commit</w:t>
-      </w:r>
-      <w:proofErr w:type="spellEnd"/>
-      <w:r>
-        <w:t xml:space="preserve"> baseline-push-2025-08-</w:t>
-      </w:r>
-      <w:proofErr w:type="gramStart"/>
-      <w:r>
-        <w:t>22..</w:t>
-      </w:r>
-      <w:proofErr w:type="gramEnd"/>
-      <w:r>
-        <w:t>HEAD</w:t>
-      </w:r>
-    </w:p>
-    <w:p>
-      <w:pPr>
-        <w:rPr>
-          <w:lang w:val="en-US"/>
-        </w:rPr>
-      </w:pPr>
-    </w:p>
+        <w:rPr>
+          <w:i/>
+          <w:iCs/>
+        </w:rPr>
+        <w:t>/</w:t>
+      </w:r>
+      <w:proofErr w:type="spellStart"/>
+      <w:r>
+        <w:rPr>
+          <w:i/>
+          <w:iCs/>
+        </w:rPr>
+        <w:t>main</w:t>
+      </w:r>
+      <w:proofErr w:type="spellEnd"/>
+      <w:r>
+        <w:rPr>
+          <w:i/>
+          <w:iCs/>
+        </w:rPr>
+        <w:t xml:space="preserve"> zurücksetzen willst)</w:t>
+      </w:r>
+    </w:p>
+    <w:p>
+      <w:pPr>
+        <w:rPr>
+          <w:lang w:val="en-US"/>
+        </w:rPr>
+      </w:pPr>
+      <w:r>
+        <w:rPr>
+          <w:lang w:val="en-US"/>
+        </w:rPr>
+        <w:lastRenderedPageBreak/>
+        <w:t>git fetch --all --tags</w:t>
+      </w:r>
+    </w:p>
+    <w:p>
+      <w:pPr>
+        <w:rPr>
+          <w:lang w:val="en-US"/>
+        </w:rPr>
+      </w:pPr>
+      <w:r>
+        <w:rPr>
+          <w:lang w:val="en-US"/>
+        </w:rPr>
+        <w:t>git checkout main</w:t>
+      </w:r>
+    </w:p>
+    <w:p>
+      <w:pPr>
+        <w:rPr>
+          <w:lang w:val="en-US"/>
+        </w:rPr>
+      </w:pPr>
+      <w:r>
+        <w:rPr>
+          <w:lang w:val="en-US"/>
+        </w:rPr>
+        <w:t>git reset --hard stable-20250825-1045</w:t>
+      </w:r>
+    </w:p>
+    <w:p>
+      <w:pPr>
+        <w:rPr>
+          <w:lang w:val="en-US"/>
+        </w:rPr>
+      </w:pPr>
+      <w:r>
+        <w:rPr>
+          <w:lang w:val="en-US"/>
+        </w:rPr>
+        <w:t>git push --force-with-lease origin main</w:t>
+      </w:r>
+    </w:p>
+    <w:p>
+      <w:pPr>
+        <w:rPr>
+          <w:b/>
+          <w:bCs/>
+        </w:rPr>
+      </w:pPr>
+      <w:r>
+        <w:rPr>
+          <w:b/>
+          <w:bCs/>
+        </w:rPr>
+        <w:t xml:space="preserve">Option D — „sauber“ zurück ohne </w:t>
+      </w:r>
+      <w:proofErr w:type="spellStart"/>
+      <w:r>
+        <w:rPr>
+          <w:b/>
+          <w:bCs/>
+        </w:rPr>
+        <w:t>History</w:t>
+      </w:r>
+      <w:proofErr w:type="spellEnd"/>
+      <w:r>
+        <w:rPr>
+          <w:b/>
+          <w:bCs/>
+        </w:rPr>
+        <w:t xml:space="preserve"> umzuschreiben (alles nach dem Snapshot rückgängig machen)</w:t>
+      </w:r>
+    </w:p>
+    <w:p>
+      <w:pPr>
+        <w:rPr>
+          <w:lang w:val="en-US"/>
+        </w:rPr>
+      </w:pPr>
+      <w:r>
+        <w:rPr>
+          <w:lang w:val="en-US"/>
+        </w:rPr>
+        <w:t>git fetch --all --tags</w:t>
+      </w:r>
+    </w:p>
+    <w:p>
+      <w:pPr>
+        <w:rPr>
+          <w:lang w:val="en-US"/>
+        </w:rPr>
+      </w:pPr>
+      <w:r>
+        <w:rPr>
+          <w:lang w:val="en-US"/>
+        </w:rPr>
+        <w:t>git checkout -b revert-to-stable main</w:t>
+      </w:r>
+    </w:p>
+    <w:p>
+      <w:pPr>
+        <w:rPr>
+          <w:lang w:val="en-US"/>
+        </w:rPr>
+      </w:pPr>
+      <w:r>
+        <w:rPr>
+          <w:lang w:val="en-US"/>
+        </w:rPr>
+        <w:t>git revert --no-commit stable-20250825-1045..HEAD</w:t>
+      </w:r>
+    </w:p>
+    <w:p>
+      <w:pPr>
+        <w:rPr>
+          <w:lang w:val="en-US"/>
+        </w:rPr>
+      </w:pPr>
+      <w:r>
+        <w:rPr>
+          <w:lang w:val="en-US"/>
+        </w:rPr>
+        <w:t>git commit -m "Revert to stable snapshot stable-20250825-1045"</w:t>
+      </w:r>
+    </w:p>
+    <w:p>
+      <w:pPr>
+        <w:rPr>
+          <w:lang w:val="en-US"/>
+        </w:rPr>
+      </w:pPr>
+      <w:r>
+        <w:rPr>
+          <w:lang w:val="en-US"/>
+        </w:rPr>
+        <w:t>git push -u origin revert-to-stable</w:t>
+      </w:r>
+    </w:p>
+    <w:p>
+      <w:r>
+        <w:t xml:space="preserve"># Danach Pull Request </w:t>
+      </w:r>
+      <w:proofErr w:type="spellStart"/>
+      <w:r>
+        <w:t>mergen</w:t>
+      </w:r>
+      <w:proofErr w:type="spellEnd"/>
+    </w:p>
+    <w:p>
+      <w:r>
+        <w:pict w14:anchorId="4A34BD2F">
+          <v:rect id="_x0000_i1038" style="width:0;height:1.5pt" o:hralign="center" o:hrstd="t" o:hr="t" fillcolor="#a0a0a0" stroked="f"/>
+        </w:pict>
+      </w:r>
+    </w:p>
+    <w:p>
+      <w:pPr>
+        <w:rPr>
+          <w:b/>
+          <w:bCs/>
+        </w:rPr>
+      </w:pPr>
+      <w:r>
+        <w:rPr>
+          <w:b/>
+          <w:bCs/>
+        </w:rPr>
+        <w:t>Tipps</w:t>
+      </w:r>
+    </w:p>
+    <w:p>
+      <w:pPr>
+        <w:numPr>
+          <w:ilvl w:val="0"/>
+          <w:numId w:val="1"/>
+        </w:numPr>
+      </w:pPr>
+      <w:r>
+        <w:rPr>
+          <w:b/>
+          <w:bCs/>
+        </w:rPr>
+        <w:t>Tags</w:t>
+      </w:r>
+      <w:r>
+        <w:t xml:space="preserve"> sind unveränderliche Marker: Solange du den Tag nicht löschst, kannst du jederzeit exakt dorthin zurück.</w:t>
+      </w:r>
+    </w:p>
+    <w:p>
+      <w:pPr>
+        <w:numPr>
+          <w:ilvl w:val="0"/>
+          <w:numId w:val="1"/>
+        </w:numPr>
+      </w:pPr>
+      <w:r>
+        <w:t xml:space="preserve">Für noch mehr Sicherheit: den Tag auf GitHub als </w:t>
+      </w:r>
+      <w:proofErr w:type="spellStart"/>
+      <w:r>
+        <w:rPr>
+          <w:b/>
+          <w:bCs/>
+        </w:rPr>
+        <w:t>Protected</w:t>
+      </w:r>
+      <w:proofErr w:type="spellEnd"/>
+      <w:r>
+        <w:rPr>
+          <w:b/>
+          <w:bCs/>
+        </w:rPr>
+        <w:t xml:space="preserve"> Tag</w:t>
+      </w:r>
+      <w:r>
+        <w:t xml:space="preserve"> markieren (optional).</w:t>
+      </w:r>
+    </w:p>
+    <w:p>
+      <w:pPr>
+        <w:numPr>
+          <w:ilvl w:val="0"/>
+          <w:numId w:val="1"/>
+        </w:numPr>
+      </w:pPr>
+      <w:r>
+        <w:t>Willst du, dass ich dir sofort einen konkreten TAG/BRANCH</w:t>
+      </w:r>
+      <w:r>
+        <w:noBreakHyphen/>
+        <w:t xml:space="preserve">Namen vorgebe? Sag kurz deine gewünschte Benennung (z. B. </w:t>
+      </w:r>
+      <w:proofErr w:type="spellStart"/>
+      <w:r>
+        <w:t>stable</w:t>
+      </w:r>
+      <w:proofErr w:type="spellEnd"/>
+      <w:r>
+        <w:t>-funktionierende-version).</w:t>
+      </w:r>
+    </w:p>
+    <w:p>
+      <w:pPr>
+        <w:rPr>
+          <w:b/>
+          <w:bCs/>
+          <w:lang w:val="en-US"/>
+        </w:rPr>
+      </w:pPr>
+      <w:r>
+        <w:rPr>
+          <w:b/>
+          <w:bCs/>
+          <w:lang w:val="en-US"/>
+        </w:rPr>
+        <w:t>Du:</w:t>
+      </w:r>
+    </w:p>
+    <w:p>
+      <w:pPr>
+        <w:rPr>
+          <w:lang w:val="en-US"/>
+        </w:rPr>
+      </w:pPr>
+      <w:r>
+        <w:rPr>
+          <w:lang w:val="en-US"/>
+        </w:rPr>
+        <w:t xml:space="preserve">merke dir das exakt Lenovo@DESKTOP-31H60LN MINGW64 ~/stepsmatch (main) $ # 2) Zeitstempel-Tag + Snapshot-Branch anlegen und pushen Lenovo@DESKTOP-31H60LN MINGW64 ~/stepsmatch (main) $ STAMP=$(date +%Y%m%d-%H%M) Lenovo@DESKTOP-31H60LN MINGW64 ~/stepsmatch (main) $ TAG="stable-$STAMP" Lenovo@DESKTOP-31H60LN MINGW64 ~/stepsmatch (main) $ BRANCH="baseline-$STAMP" Lenovo@DESKTOP-31H60LN MINGW64 ~/stepsmatch (main) $ git tag -a "$TAG" -m "Stable baseline $STAMP" &amp;&amp; &gt; git branch "$BRANCH" &amp;&amp; &gt; git push origin main "$BRANCH" &amp;&amp; &gt; git push origin "$TAG" Total 0 (delta 0), reused 0 (delta 0), pack-reused 0 remote: remote: Create a pull request for 'baseline-20250825-1050' on GitHub by visiting: remote: https://github.com/ecily/stepsmatch/pull/new/baseline-20250825-1050 remote: remote: GitHub found 10 vulnerabilities on ecily/stepsmatch's default branch (2 critical, 6 high, 1 moderate, 1 low). To find out more, visit: remote: https://github.com/ecily/stepsmatch/security/dependabot remote: To https://github.com/ecily/stepsmatch.git * [new branch] baseline-20250825-1050 -&gt; baseline-20250825-1050 Enumerating objects: 1, done. Counting objects: 100% (1/1), done. Writing objects: 100% (1/1), 180 bytes | 180.00 KiB/s, done. Total 1 (delta 0), reused 0 (delta 0), pack-reused 0 To https://github.com/ecily/stepsmatch.git * [new tag] stable-20250825-1050 -&gt; stable-20250825-1050 Lenovo@DESKTOP-31H60LN MINGW64 ~/stepsmatch (main) $ Lenovo@DESKTOP-31H60LN MINGW64 ~/stepsmatch (main) $ # 3) (Optional) Hash notieren Lenovo@DESKTOP-31H60LN MINGW64 ~/stepsmatch (main) $ git rev-parse HEAD 35eae3e0abd0d228025bca3a5fceb4af05e885a3 </w:t>
+      </w:r>
+    </w:p>
+    <w:p>
+      <w:pPr>
+        <w:rPr>
+          <w:b/>
+          <w:bCs/>
+        </w:rPr>
+      </w:pPr>
+      <w:r>
+        <w:rPr>
+          <w:b/>
+          <w:bCs/>
+        </w:rPr>
+        <w:lastRenderedPageBreak/>
+        <w:t>ChatGPT:</w:t>
+      </w:r>
+    </w:p>
+    <w:p>
+      <w:r>
+        <w:t>Gespeicherte Erinnerung aktualisiert</w:t>
+      </w:r>
+    </w:p>
+    <w:p>
+      <w:r>
+        <w:t xml:space="preserve">Gespeichert </w:t>
+      </w:r>
+      <w:r>
+        <w:rPr>
+          <w:rFonts w:ascii="Segoe UI Emoji" w:hAnsi="Segoe UI Emoji" w:cs="Segoe UI Emoji"/>
+        </w:rPr>
+        <w:t>✅</w:t>
+      </w:r>
+      <w:r>
+        <w:br/>
+        <w:t>Ich habe deinen Restore</w:t>
+      </w:r>
+      <w:r>
+        <w:noBreakHyphen/>
+        <w:t>Punkt fix in Erinnerung:</w:t>
+      </w:r>
+    </w:p>
+    <w:p>
+      <w:pPr>
+        <w:numPr>
+          <w:ilvl w:val="0"/>
+          <w:numId w:val="2"/>
+        </w:numPr>
+      </w:pPr>
+      <w:r>
+        <w:rPr>
+          <w:b/>
+          <w:bCs/>
+        </w:rPr>
+        <w:t>Tag:</w:t>
+      </w:r>
+      <w:r>
+        <w:t xml:space="preserve"> stable-20250825-1050</w:t>
+      </w:r>
+    </w:p>
+    <w:p>
+      <w:pPr>
+        <w:numPr>
+          <w:ilvl w:val="0"/>
+          <w:numId w:val="2"/>
+        </w:numPr>
+      </w:pPr>
+      <w:r>
+        <w:rPr>
+          <w:b/>
+          <w:bCs/>
+        </w:rPr>
+        <w:t>Branch:</w:t>
+      </w:r>
+      <w:r>
+        <w:t xml:space="preserve"> baseline-20250825-1050</w:t>
+      </w:r>
+    </w:p>
+    <w:p>
+      <w:pPr>
+        <w:numPr>
+          <w:ilvl w:val="0"/>
+          <w:numId w:val="2"/>
+        </w:numPr>
+      </w:pPr>
+      <w:r>
+        <w:rPr>
+          <w:b/>
+          <w:bCs/>
+        </w:rPr>
+        <w:t>Commit:</w:t>
+      </w:r>
+      <w:r>
+        <w:t xml:space="preserve"> 35eae3e0abd0d228025bca3a5fceb4af05e885a3</w:t>
+      </w:r>
+    </w:p>
+    <w:p>
+      <w:pPr>
+        <w:rPr>
+          <w:b/>
+          <w:bCs/>
+        </w:rPr>
+      </w:pPr>
+      <w:r>
+        <w:rPr>
+          <w:b/>
+          <w:bCs/>
+        </w:rPr>
+        <w:t>Schnell</w:t>
+      </w:r>
+      <w:r>
+        <w:rPr>
+          <w:b/>
+          <w:bCs/>
+        </w:rPr>
+        <w:noBreakHyphen/>
+        <w:t>Restore (je nach Bedarf)</w:t>
+      </w:r>
+    </w:p>
+    <w:p>
+      <w:r>
+        <w:rPr>
+          <w:b/>
+          <w:bCs/>
+        </w:rPr>
+        <w:t xml:space="preserve">A) Neue </w:t>
+      </w:r>
+      <w:proofErr w:type="spellStart"/>
+      <w:r>
+        <w:rPr>
+          <w:b/>
+          <w:bCs/>
+        </w:rPr>
+        <w:t>Arbeits</w:t>
+      </w:r>
+      <w:proofErr w:type="spellEnd"/>
+      <w:r>
+        <w:rPr>
+          <w:b/>
+          <w:bCs/>
+        </w:rPr>
+        <w:noBreakHyphen/>
+        <w:t>Branch vom Snapshot (empfohlen)</w:t>
+      </w:r>
+    </w:p>
+    <w:p>
+      <w:pPr>
+        <w:rPr>
+          <w:lang w:val="en-US"/>
+        </w:rPr>
+      </w:pPr>
+      <w:r>
+        <w:rPr>
+          <w:lang w:val="en-US"/>
+        </w:rPr>
+        <w:t>git fetch --all --tags</w:t>
+      </w:r>
+    </w:p>
+    <w:p>
+      <w:pPr>
+        <w:rPr>
+          <w:lang w:val="en-US"/>
+        </w:rPr>
+      </w:pPr>
+      <w:r>
+        <w:rPr>
+          <w:lang w:val="en-US"/>
+        </w:rPr>
+        <w:t>git checkout -b work-from-stable stable-20250825-1050</w:t>
+      </w:r>
+    </w:p>
+    <w:p>
+      <w:r>
+        <w:rPr>
+          <w:b/>
+          <w:bCs/>
+        </w:rPr>
+        <w:t>B) Lokal exakt zurück (ohne Remote zu ändern)</w:t>
+      </w:r>
+    </w:p>
+    <w:p>
+      <w:pPr>
+        <w:rPr>
+          <w:lang w:val="en-US"/>
+        </w:rPr>
+      </w:pPr>
+      <w:r>
+        <w:rPr>
+          <w:lang w:val="en-US"/>
+        </w:rPr>
+        <w:t>git fetch --all --tags</w:t>
+      </w:r>
+    </w:p>
+    <w:p>
+      <w:pPr>
+        <w:rPr>
+          <w:lang w:val="en-US"/>
+        </w:rPr>
+      </w:pPr>
+      <w:r>
+        <w:rPr>
+          <w:lang w:val="en-US"/>
+        </w:rPr>
+        <w:t>git reset --hard stable-20250825-1050</w:t>
+      </w:r>
+    </w:p>
+    <w:p>
+      <w:r>
+        <w:rPr>
+          <w:b/>
+          <w:bCs/>
+        </w:rPr>
+        <w:t xml:space="preserve">C) </w:t>
+      </w:r>
+      <w:proofErr w:type="spellStart"/>
+      <w:r>
+        <w:rPr>
+          <w:b/>
+          <w:bCs/>
+        </w:rPr>
+        <w:t>main</w:t>
+      </w:r>
+      <w:proofErr w:type="spellEnd"/>
+      <w:r>
+        <w:rPr>
+          <w:b/>
+          <w:bCs/>
+        </w:rPr>
+        <w:t xml:space="preserve"> hart auf Snapshot zurück und pushen (</w:t>
+      </w:r>
+      <w:proofErr w:type="spellStart"/>
+      <w:r>
+        <w:rPr>
+          <w:b/>
+          <w:bCs/>
+        </w:rPr>
+        <w:t>History</w:t>
+      </w:r>
+      <w:proofErr w:type="spellEnd"/>
+      <w:r>
+        <w:rPr>
+          <w:b/>
+          <w:bCs/>
+        </w:rPr>
+        <w:t xml:space="preserve"> wird zurückgedreht)</w:t>
+      </w:r>
+    </w:p>
+    <w:p>
+      <w:pPr>
+        <w:rPr>
+          <w:lang w:val="en-US"/>
+        </w:rPr>
+      </w:pPr>
+      <w:r>
+        <w:rPr>
+          <w:lang w:val="en-US"/>
+        </w:rPr>
+        <w:t>git fetch --all --tags</w:t>
+      </w:r>
+    </w:p>
+    <w:p>
+      <w:pPr>
+        <w:rPr>
+          <w:lang w:val="en-US"/>
+        </w:rPr>
+      </w:pPr>
+      <w:r>
+        <w:rPr>
+          <w:lang w:val="en-US"/>
+        </w:rPr>
+        <w:t>git checkout main</w:t>
+      </w:r>
+    </w:p>
+    <w:p>
+      <w:pPr>
+        <w:rPr>
+          <w:lang w:val="en-US"/>
+        </w:rPr>
+      </w:pPr>
+      <w:r>
+        <w:rPr>
+          <w:lang w:val="en-US"/>
+        </w:rPr>
+        <w:t>git reset --hard stable-20250825-1050</w:t>
+      </w:r>
+    </w:p>
+    <w:p>
+      <w:pPr>
+        <w:rPr>
+          <w:lang w:val="en-US"/>
+        </w:rPr>
+      </w:pPr>
+      <w:r>
+        <w:rPr>
+          <w:lang w:val="en-US"/>
+        </w:rPr>
+        <w:t>git push --force-with-lease origin main</w:t>
+      </w:r>
+    </w:p>
+    <w:p>
+      <w:pPr>
+        <w:rPr>
+          <w:lang w:val="en-US"/>
+        </w:rPr>
+      </w:pPr>
+      <w:r>
+        <w:rPr>
+          <w:b/>
+          <w:bCs/>
+          <w:lang w:val="en-US"/>
+        </w:rPr>
+        <w:t xml:space="preserve">D) </w:t>
+      </w:r>
+      <w:proofErr w:type="spellStart"/>
+      <w:r>
+        <w:rPr>
+          <w:b/>
+          <w:bCs/>
+          <w:lang w:val="en-US"/>
+        </w:rPr>
+        <w:t>Sauberer</w:t>
+      </w:r>
+      <w:proofErr w:type="spellEnd"/>
+      <w:r>
+        <w:rPr>
+          <w:b/>
+          <w:bCs/>
+          <w:lang w:val="en-US"/>
+        </w:rPr>
+        <w:t xml:space="preserve"> Revert via PR (</w:t>
+      </w:r>
+      <w:proofErr w:type="spellStart"/>
+      <w:r>
+        <w:rPr>
+          <w:b/>
+          <w:bCs/>
+          <w:lang w:val="en-US"/>
+        </w:rPr>
+        <w:t>ohne</w:t>
+      </w:r>
+      <w:proofErr w:type="spellEnd"/>
+      <w:r>
+        <w:rPr>
+          <w:b/>
+          <w:bCs/>
+          <w:lang w:val="en-US"/>
+        </w:rPr>
+        <w:t xml:space="preserve"> History</w:t>
+      </w:r>
+      <w:r>
+        <w:rPr>
+          <w:b/>
+          <w:bCs/>
+          <w:lang w:val="en-US"/>
+        </w:rPr>
+        <w:noBreakHyphen/>
+        <w:t>Rewrite)</w:t>
+      </w:r>
+    </w:p>
+    <w:p>
+      <w:pPr>
+        <w:rPr>
+          <w:lang w:val="en-US"/>
+        </w:rPr>
+      </w:pPr>
+      <w:r>
+        <w:rPr>
+          <w:lang w:val="en-US"/>
+        </w:rPr>
+        <w:t>git fetch --all --tags</w:t>
+      </w:r>
+    </w:p>
+    <w:p>
+      <w:pPr>
+        <w:rPr>
+          <w:lang w:val="en-US"/>
+        </w:rPr>
+      </w:pPr>
+      <w:r>
+        <w:rPr>
+          <w:lang w:val="en-US"/>
+        </w:rPr>
+        <w:t>git checkout -b revert-to-stable main</w:t>
+      </w:r>
+    </w:p>
+    <w:p>
+      <w:pPr>
+        <w:rPr>
+          <w:lang w:val="en-US"/>
+        </w:rPr>
+      </w:pPr>
+      <w:r>
+        <w:rPr>
+          <w:lang w:val="en-US"/>
+        </w:rPr>
+        <w:t>git revert --no-commit stable-20250825-1050..HEAD</w:t>
+      </w:r>
+    </w:p>
+    <w:p>
+      <w:pPr>
+        <w:rPr>
+          <w:lang w:val="en-US"/>
+        </w:rPr>
+      </w:pPr>
+      <w:r>
+        <w:rPr>
+          <w:lang w:val="en-US"/>
+        </w:rPr>
+        <w:t>git commit -m "Revert to stable snapshot stable-20250825-1050"</w:t>
+      </w:r>
+    </w:p>
+    <w:p>
+      <w:pPr>
+        <w:rPr>
+          <w:lang w:val="en-US"/>
+        </w:rPr>
+      </w:pPr>
+      <w:r>
+        <w:rPr>
+          <w:lang w:val="en-US"/>
+        </w:rPr>
+        <w:t>git push -u origin revert-to-stable</w:t>
+      </w:r>
+    </w:p>
+    <w:p>
+      <w:r>
+        <w:t xml:space="preserve"># Dann PR </w:t>
+      </w:r>
+      <w:proofErr w:type="spellStart"/>
+      <w:r>
+        <w:t>mergen</w:t>
+      </w:r>
+      <w:proofErr w:type="spellEnd"/>
+    </w:p>
+    <w:p>
+      <w:r>
+        <w:t>Wenn du „Restore!“ sagst, nehme ich automatisch diesen Tag/Commit als Ziel.</w:t>
+      </w:r>
+    </w:p>
+    <w:p/>
     <w:sectPr>
       <w:pgSz w:w="11906" w:h="16838"/>
       <w:pgMar w:top="1417" w:right="1417" w:bottom="1134" w:left="1417" w:header="708" w:footer="708" w:gutter="0"/>
@@ -318,6 +1572,315 @@
     </w:sectPr>
   </w:body>
 </w:document>
+</file>
+
+<file path=word/numbering.xml><?xml version="1.0" encoding="utf-8"?>
+<w:numbering xmlns:wpc="http://schemas.microsoft.com/office/word/2010/wordprocessingCanvas" xmlns:cx="http://schemas.microsoft.com/office/drawing/2014/chartex" xmlns:cx1="http://schemas.microsoft.com/office/drawing/2015/9/8/chartex" xmlns:cx2="http://schemas.microsoft.com/office/drawing/2015/10/21/chartex" xmlns:cx3="http://schemas.microsoft.com/office/drawing/2016/5/9/chartex" xmlns:cx4="http://schemas.microsoft.com/office/drawing/2016/5/10/chartex" xmlns:cx5="http://schemas.microsoft.com/office/drawing/2016/5/11/chartex" xmlns:cx6="http://schemas.microsoft.com/office/drawing/2016/5/12/chartex" xmlns:cx7="http://schemas.microsoft.com/office/drawing/2016/5/13/chartex" xmlns:cx8="http://schemas.microsoft.com/office/drawing/2016/5/14/chartex" xmlns:mc="http://schemas.openxmlformats.org/markup-compatibility/2006" xmlns:aink="http://schemas.microsoft.com/office/drawing/2016/ink" xmlns:am3d="http://schemas.microsoft.com/office/drawing/2017/model3d" xmlns:o="urn:schemas-microsoft-com:office:office" xmlns:oel="http://schemas.microsoft.com/office/2019/extlst" xmlns:r="http://schemas.openxmlformats.org/officeDocument/2006/relationships" xmlns:m="http://schemas.openxmlformats.org/officeDocument/2006/math" xmlns:v="urn:schemas-microsoft-com:vml" xmlns:wp14="http://schemas.microsoft.com/office/word/2010/wordprocessingDrawing" xmlns:wp="http://schemas.openxmlformats.org/drawingml/2006/wordprocessingDrawing" xmlns:w10="urn:schemas-microsoft-com:office:word" xmlns:w="http://schemas.openxmlformats.org/wordprocessingml/2006/main" xmlns:w14="http://schemas.microsoft.com/office/word/2010/wordml" xmlns:w15="http://schemas.microsoft.com/office/word/2012/wordml" xmlns:w16cex="http://schemas.microsoft.com/office/word/2018/wordml/cex" xmlns:w16cid="http://schemas.microsoft.com/office/word/2016/wordml/cid" xmlns:w16="http://schemas.microsoft.com/office/word/2018/wordml" xmlns:w16du="http://schemas.microsoft.com/office/word/2023/wordml/word16du" xmlns:w16sdtdh="http://schemas.microsoft.com/office/word/2020/wordml/sdtdatahash" xmlns:w16sdtfl="http://schemas.microsoft.com/office/word/2024/wordml/sdtformatlock" xmlns:w16se="http://schemas.microsoft.com/office/word/2015/wordml/symex" xmlns:wpg="http://schemas.microsoft.com/office/word/2010/wordprocessingGroup" xmlns:wpi="http://schemas.microsoft.com/office/word/2010/wordprocessingInk" xmlns:wne="http://schemas.microsoft.com/office/word/2006/wordml" xmlns:wps="http://schemas.microsoft.com/office/word/2010/wordprocessingShape" mc:Ignorable="w14 w15 w16se w16cid w16 w16cex w16sdtdh w16sdtfl w16du wp14">
+  <w:abstractNum w:abstractNumId="0" w15:restartNumberingAfterBreak="0">
+    <w:nsid w:val="0547330A"/>
+    <w:multiLevelType w:val="multilevel"/>
+    <w:tmpl w:val="70D4D144"/>
+    <w:lvl w:ilvl="0">
+      <w:start w:val="1"/>
+      <w:numFmt w:val="bullet"/>
+      <w:lvlText w:val=""/>
+      <w:lvlJc w:val="left"/>
+      <w:pPr>
+        <w:tabs>
+          <w:tab w:val="num" w:pos="720"/>
+        </w:tabs>
+        <w:ind w:left="720" w:hanging="360"/>
+      </w:pPr>
+      <w:rPr>
+        <w:rFonts w:ascii="Symbol" w:hAnsi="Symbol" w:hint="default"/>
+        <w:sz w:val="20"/>
+      </w:rPr>
+    </w:lvl>
+    <w:lvl w:ilvl="1" w:tentative="1">
+      <w:start w:val="1"/>
+      <w:numFmt w:val="bullet"/>
+      <w:lvlText w:val="o"/>
+      <w:lvlJc w:val="left"/>
+      <w:pPr>
+        <w:tabs>
+          <w:tab w:val="num" w:pos="1440"/>
+        </w:tabs>
+        <w:ind w:left="1440" w:hanging="360"/>
+      </w:pPr>
+      <w:rPr>
+        <w:rFonts w:ascii="Courier New" w:hAnsi="Courier New" w:hint="default"/>
+        <w:sz w:val="20"/>
+      </w:rPr>
+    </w:lvl>
+    <w:lvl w:ilvl="2" w:tentative="1">
+      <w:start w:val="1"/>
+      <w:numFmt w:val="bullet"/>
+      <w:lvlText w:val=""/>
+      <w:lvlJc w:val="left"/>
+      <w:pPr>
+        <w:tabs>
+          <w:tab w:val="num" w:pos="2160"/>
+        </w:tabs>
+        <w:ind w:left="2160" w:hanging="360"/>
+      </w:pPr>
+      <w:rPr>
+        <w:rFonts w:ascii="Wingdings" w:hAnsi="Wingdings" w:hint="default"/>
+        <w:sz w:val="20"/>
+      </w:rPr>
+    </w:lvl>
+    <w:lvl w:ilvl="3" w:tentative="1">
+      <w:start w:val="1"/>
+      <w:numFmt w:val="bullet"/>
+      <w:lvlText w:val=""/>
+      <w:lvlJc w:val="left"/>
+      <w:pPr>
+        <w:tabs>
+          <w:tab w:val="num" w:pos="2880"/>
+        </w:tabs>
+        <w:ind w:left="2880" w:hanging="360"/>
+      </w:pPr>
+      <w:rPr>
+        <w:rFonts w:ascii="Wingdings" w:hAnsi="Wingdings" w:hint="default"/>
+        <w:sz w:val="20"/>
+      </w:rPr>
+    </w:lvl>
+    <w:lvl w:ilvl="4" w:tentative="1">
+      <w:start w:val="1"/>
+      <w:numFmt w:val="bullet"/>
+      <w:lvlText w:val=""/>
+      <w:lvlJc w:val="left"/>
+      <w:pPr>
+        <w:tabs>
+          <w:tab w:val="num" w:pos="3600"/>
+        </w:tabs>
+        <w:ind w:left="3600" w:hanging="360"/>
+      </w:pPr>
+      <w:rPr>
+        <w:rFonts w:ascii="Wingdings" w:hAnsi="Wingdings" w:hint="default"/>
+        <w:sz w:val="20"/>
+      </w:rPr>
+    </w:lvl>
+    <w:lvl w:ilvl="5" w:tentative="1">
+      <w:start w:val="1"/>
+      <w:numFmt w:val="bullet"/>
+      <w:lvlText w:val=""/>
+      <w:lvlJc w:val="left"/>
+      <w:pPr>
+        <w:tabs>
+          <w:tab w:val="num" w:pos="4320"/>
+        </w:tabs>
+        <w:ind w:left="4320" w:hanging="360"/>
+      </w:pPr>
+      <w:rPr>
+        <w:rFonts w:ascii="Wingdings" w:hAnsi="Wingdings" w:hint="default"/>
+        <w:sz w:val="20"/>
+      </w:rPr>
+    </w:lvl>
+    <w:lvl w:ilvl="6" w:tentative="1">
+      <w:start w:val="1"/>
+      <w:numFmt w:val="bullet"/>
+      <w:lvlText w:val=""/>
+      <w:lvlJc w:val="left"/>
+      <w:pPr>
+        <w:tabs>
+          <w:tab w:val="num" w:pos="5040"/>
+        </w:tabs>
+        <w:ind w:left="5040" w:hanging="360"/>
+      </w:pPr>
+      <w:rPr>
+        <w:rFonts w:ascii="Wingdings" w:hAnsi="Wingdings" w:hint="default"/>
+        <w:sz w:val="20"/>
+      </w:rPr>
+    </w:lvl>
+    <w:lvl w:ilvl="7" w:tentative="1">
+      <w:start w:val="1"/>
+      <w:numFmt w:val="bullet"/>
+      <w:lvlText w:val=""/>
+      <w:lvlJc w:val="left"/>
+      <w:pPr>
+        <w:tabs>
+          <w:tab w:val="num" w:pos="5760"/>
+        </w:tabs>
+        <w:ind w:left="5760" w:hanging="360"/>
+      </w:pPr>
+      <w:rPr>
+        <w:rFonts w:ascii="Wingdings" w:hAnsi="Wingdings" w:hint="default"/>
+        <w:sz w:val="20"/>
+      </w:rPr>
+    </w:lvl>
+    <w:lvl w:ilvl="8" w:tentative="1">
+      <w:start w:val="1"/>
+      <w:numFmt w:val="bullet"/>
+      <w:lvlText w:val=""/>
+      <w:lvlJc w:val="left"/>
+      <w:pPr>
+        <w:tabs>
+          <w:tab w:val="num" w:pos="6480"/>
+        </w:tabs>
+        <w:ind w:left="6480" w:hanging="360"/>
+      </w:pPr>
+      <w:rPr>
+        <w:rFonts w:ascii="Wingdings" w:hAnsi="Wingdings" w:hint="default"/>
+        <w:sz w:val="20"/>
+      </w:rPr>
+    </w:lvl>
+  </w:abstractNum>
+  <w:abstractNum w:abstractNumId="1" w15:restartNumberingAfterBreak="0">
+    <w:nsid w:val="72951C66"/>
+    <w:multiLevelType w:val="multilevel"/>
+    <w:tmpl w:val="441C6940"/>
+    <w:lvl w:ilvl="0">
+      <w:start w:val="1"/>
+      <w:numFmt w:val="bullet"/>
+      <w:lvlText w:val=""/>
+      <w:lvlJc w:val="left"/>
+      <w:pPr>
+        <w:tabs>
+          <w:tab w:val="num" w:pos="720"/>
+        </w:tabs>
+        <w:ind w:left="720" w:hanging="360"/>
+      </w:pPr>
+      <w:rPr>
+        <w:rFonts w:ascii="Symbol" w:hAnsi="Symbol" w:hint="default"/>
+        <w:sz w:val="20"/>
+      </w:rPr>
+    </w:lvl>
+    <w:lvl w:ilvl="1" w:tentative="1">
+      <w:start w:val="1"/>
+      <w:numFmt w:val="bullet"/>
+      <w:lvlText w:val="o"/>
+      <w:lvlJc w:val="left"/>
+      <w:pPr>
+        <w:tabs>
+          <w:tab w:val="num" w:pos="1440"/>
+        </w:tabs>
+        <w:ind w:left="1440" w:hanging="360"/>
+      </w:pPr>
+      <w:rPr>
+        <w:rFonts w:ascii="Courier New" w:hAnsi="Courier New" w:hint="default"/>
+        <w:sz w:val="20"/>
+      </w:rPr>
+    </w:lvl>
+    <w:lvl w:ilvl="2" w:tentative="1">
+      <w:start w:val="1"/>
+      <w:numFmt w:val="bullet"/>
+      <w:lvlText w:val=""/>
+      <w:lvlJc w:val="left"/>
+      <w:pPr>
+        <w:tabs>
+          <w:tab w:val="num" w:pos="2160"/>
+        </w:tabs>
+        <w:ind w:left="2160" w:hanging="360"/>
+      </w:pPr>
+      <w:rPr>
+        <w:rFonts w:ascii="Wingdings" w:hAnsi="Wingdings" w:hint="default"/>
+        <w:sz w:val="20"/>
+      </w:rPr>
+    </w:lvl>
+    <w:lvl w:ilvl="3" w:tentative="1">
+      <w:start w:val="1"/>
+      <w:numFmt w:val="bullet"/>
+      <w:lvlText w:val=""/>
+      <w:lvlJc w:val="left"/>
+      <w:pPr>
+        <w:tabs>
+          <w:tab w:val="num" w:pos="2880"/>
+        </w:tabs>
+        <w:ind w:left="2880" w:hanging="360"/>
+      </w:pPr>
+      <w:rPr>
+        <w:rFonts w:ascii="Wingdings" w:hAnsi="Wingdings" w:hint="default"/>
+        <w:sz w:val="20"/>
+      </w:rPr>
+    </w:lvl>
+    <w:lvl w:ilvl="4" w:tentative="1">
+      <w:start w:val="1"/>
+      <w:numFmt w:val="bullet"/>
+      <w:lvlText w:val=""/>
+      <w:lvlJc w:val="left"/>
+      <w:pPr>
+        <w:tabs>
+          <w:tab w:val="num" w:pos="3600"/>
+        </w:tabs>
+        <w:ind w:left="3600" w:hanging="360"/>
+      </w:pPr>
+      <w:rPr>
+        <w:rFonts w:ascii="Wingdings" w:hAnsi="Wingdings" w:hint="default"/>
+        <w:sz w:val="20"/>
+      </w:rPr>
+    </w:lvl>
+    <w:lvl w:ilvl="5" w:tentative="1">
+      <w:start w:val="1"/>
+      <w:numFmt w:val="bullet"/>
+      <w:lvlText w:val=""/>
+      <w:lvlJc w:val="left"/>
+      <w:pPr>
+        <w:tabs>
+          <w:tab w:val="num" w:pos="4320"/>
+        </w:tabs>
+        <w:ind w:left="4320" w:hanging="360"/>
+      </w:pPr>
+      <w:rPr>
+        <w:rFonts w:ascii="Wingdings" w:hAnsi="Wingdings" w:hint="default"/>
+        <w:sz w:val="20"/>
+      </w:rPr>
+    </w:lvl>
+    <w:lvl w:ilvl="6" w:tentative="1">
+      <w:start w:val="1"/>
+      <w:numFmt w:val="bullet"/>
+      <w:lvlText w:val=""/>
+      <w:lvlJc w:val="left"/>
+      <w:pPr>
+        <w:tabs>
+          <w:tab w:val="num" w:pos="5040"/>
+        </w:tabs>
+        <w:ind w:left="5040" w:hanging="360"/>
+      </w:pPr>
+      <w:rPr>
+        <w:rFonts w:ascii="Wingdings" w:hAnsi="Wingdings" w:hint="default"/>
+        <w:sz w:val="20"/>
+      </w:rPr>
+    </w:lvl>
+    <w:lvl w:ilvl="7" w:tentative="1">
+      <w:start w:val="1"/>
+      <w:numFmt w:val="bullet"/>
+      <w:lvlText w:val=""/>
+      <w:lvlJc w:val="left"/>
+      <w:pPr>
+        <w:tabs>
+          <w:tab w:val="num" w:pos="5760"/>
+        </w:tabs>
+        <w:ind w:left="5760" w:hanging="360"/>
+      </w:pPr>
+      <w:rPr>
+        <w:rFonts w:ascii="Wingdings" w:hAnsi="Wingdings" w:hint="default"/>
+        <w:sz w:val="20"/>
+      </w:rPr>
+    </w:lvl>
+    <w:lvl w:ilvl="8" w:tentative="1">
+      <w:start w:val="1"/>
+      <w:numFmt w:val="bullet"/>
+      <w:lvlText w:val=""/>
+      <w:lvlJc w:val="left"/>
+      <w:pPr>
+        <w:tabs>
+          <w:tab w:val="num" w:pos="6480"/>
+        </w:tabs>
+        <w:ind w:left="6480" w:hanging="360"/>
+      </w:pPr>
+      <w:rPr>
+        <w:rFonts w:ascii="Wingdings" w:hAnsi="Wingdings" w:hint="default"/>
+        <w:sz w:val="20"/>
+      </w:rPr>
+    </w:lvl>
+  </w:abstractNum>
+  <w:num w:numId="1" w16cid:durableId="485779172">
+    <w:abstractNumId w:val="1"/>
+  </w:num>
+  <w:num w:numId="2" w16cid:durableId="1628313189">
+    <w:abstractNumId w:val="0"/>
+  </w:num>
+</w:numbering>
 </file>
 
 <file path=word/styles.xml><?xml version="1.0" encoding="utf-8"?>
